--- a/docs/thesis/Tompa_Marton_ProdCty_szakdolgozat.docx
+++ b/docs/thesis/Tompa_Marton_ProdCty_szakdolgozat.docx
@@ -192,38 +192,17 @@
     </w:p>
     <w:p>
       <w:r>
-        <w:t>A szakdolgozat célja egy audiofókuszú közösségi webalkalmazás, a ProdCty megtervezése és megvalósítása. A rendszer producereknek, zenész</w:t>
-      </w:r>
-      <w:r>
-        <w:t>eknek és zenei alkotóknak biztosít olyan online felületet, ahol hanganyagokat tölthetnek fel, böngészhetnek, meghallgathatnak, értékelhetnek, valamint visszajelzést adhatnak egymás munkáira. A projekt kiindulópontja az volt, hogy a zenei alkotók számára ha</w:t>
-      </w:r>
-      <w:r>
-        <w:t>sznos lehet egy olyan platform, amely nem videós vagy vizuális tartalmakra épít, hanem kifejezetten az audio tartalmat helyezi a felhasználói élmény középpontjába.</w:t>
+        <w:t>A szakdolgozat célja egy audiofókuszú közösségi webalkalmazás, a ProdCty megtervezése és megvalósítása. A rendszer producereknek, zenészeknek és zenei alkotóknak biztosít olyan online felületet, ahol hanganyagokat tölthetnek fel, böngészhetnek, meghallgathatnak, értékelhetnek, valamint visszajelzést adhatnak egymás munkáira. A projekt kiindulópontja az volt, hogy a zenei alkotók számára hasznos lehet egy olyan platform, amely nem videós vagy vizuális tartalmakra épít, hanem kifejezetten az audio tartalmat helyezi a felhasználói élmény középpontjába.</w:t>
       </w:r>
     </w:p>
     <w:p>
       <w:r>
-        <w:t>A fejlesztés során egy kliens-szerver architektúrájú webalkalmazás készült. A frontend React</w:t>
-      </w:r>
-      <w:r>
-        <w:t xml:space="preserve"> és TypeScript alapokon valósult meg, míg a backend Node.js és Express keretrendszerre épül. Az adatok tárolásához MongoDB adatbázis és Mongoose objektummodellező könyvtár került felhasználásra, a felhasználói azonosítás pedig JWT alapú hitelesítéssel tört</w:t>
-      </w:r>
-      <w:r>
-        <w:t>énik. A rendszer fő funkciói közé tartozik a regisztráció és bejelentkezés, a hanganyagok feltöltése és listázása, a sample és demo tartalmak elkülönített kezelése, az audiolejátszás, a letöltés, a kommentelés, az értékelés, a jelentés, az együttműködési k</w:t>
-      </w:r>
-      <w:r>
-        <w:t>érés, a profilkezelés, valamint az adminisztrátori moderáció.</w:t>
+        <w:t>A fejlesztés során egy kliens-szerver architektúrájú webalkalmazás készült. A frontend React és TypeScript alapokon valósult meg, míg a backend Node.js és Express keretrendszerre épül. Az adatok tárolásához MongoDB adatbázis és Mongoose objektummodellező könyvtár került felhasználásra, a felhasználói azonosítás pedig JWT alapú hitelesítéssel történik. A rendszer fő funkciói közé tartozik a regisztráció és bejelentkezés, a hanganyagok feltöltése és listázása, a sample és demo tartalmak elkülönített kezelése, az audiolejátszás, a letöltés, a kommentelés, az értékelés, a jelentés, az együttműködési kérés, a profilkezelés, valamint az adminisztrátori moderáció.</w:t>
       </w:r>
     </w:p>
     <w:p>
       <w:r>
-        <w:t xml:space="preserve">A dolgozat bemutatja a projekt célkitűzéseit, a funkcionális és nem funkcionális követelményeket, az alkalmazott technológiákat, a rendszer architektúráját, az adatmodellt, a főbb backend- és </w:t>
-      </w:r>
-      <w:r>
-        <w:t>frontend-megoldásokat, valamint a tesztelés és validáció folyamatát. Külön fejezet foglalkozik a mesterséges intelligencia fejlesztés során betöltött szerepével, annak előnyeivel, korlátaival és a validálás módjával. A projekt eredménye egy működő MVP, ame</w:t>
-      </w:r>
-      <w:r>
-        <w:t>ly további fejlesztések, például fejlettebb ajánlórendszer, objektumtár-alapú médiatárolás vagy részletesebb moderációs folyamatok alapjául szolgálhat.</w:t>
+        <w:t>A dolgozat bemutatja a projekt célkitűzéseit, a funkcionális és nem funkcionális követelményeket, az alkalmazott technológiákat, a rendszer architektúráját, az adatmodellt, a főbb backend- és frontend-megoldásokat, valamint a tesztelés és validáció folyamatát. Külön fejezet foglalkozik a mesterséges intelligencia fejlesztés során betöltött szerepével, annak előnyeivel, korlátaival és a validálás módjával. A projekt eredménye egy működő MVP, amely további fejlesztések, például fejlettebb ajánlórendszer, objektumtár-alapú médiatárolás vagy részletesebb moderációs folyamatok alapjául szolgálhat.</w:t>
       </w:r>
     </w:p>
     <w:p>
@@ -248,6 +227,12 @@
     <w:sdt>
       <w:sdtPr>
         <w:rPr>
+          <w:rFonts w:ascii="Times New Roman" w:eastAsia="Times New Roman" w:hAnsi="Times New Roman" w:cstheme="minorBidi"/>
+          <w:b w:val="0"/>
+          <w:bCs w:val="0"/>
+          <w:color w:val="auto"/>
+          <w:sz w:val="24"/>
+          <w:szCs w:val="22"/>
           <w:lang w:val="hu-HU"/>
         </w:rPr>
         <w:id w:val="661277354"/>
@@ -258,10 +243,6 @@
       </w:sdtPr>
       <w:sdtEndPr>
         <w:rPr>
-          <w:rFonts w:ascii="Times New Roman" w:eastAsia="Times New Roman" w:hAnsi="Times New Roman" w:cstheme="minorBidi"/>
-          <w:color w:val="auto"/>
-          <w:sz w:val="24"/>
-          <w:szCs w:val="22"/>
           <w:lang w:val="en-US"/>
         </w:rPr>
       </w:sdtEndPr>
@@ -2111,7 +2092,7 @@
                 <w:noProof/>
                 <w:webHidden/>
               </w:rPr>
-              <w:t>19</w:t>
+              <w:t>20</w:t>
             </w:r>
             <w:r>
               <w:rPr>
@@ -2179,7 +2160,7 @@
                 <w:noProof/>
                 <w:webHidden/>
               </w:rPr>
-              <w:t>20</w:t>
+              <w:t>21</w:t>
             </w:r>
             <w:r>
               <w:rPr>
@@ -2247,7 +2228,7 @@
                 <w:noProof/>
                 <w:webHidden/>
               </w:rPr>
-              <w:t>21</w:t>
+              <w:t>22</w:t>
             </w:r>
             <w:r>
               <w:rPr>
@@ -2284,43 +2265,22 @@
     </w:p>
     <w:p>
       <w:r>
-        <w:t>A digitális zenei alkotás az elmúlt években egyre szélesebb körben elérhetővé vált. A producerek, zenészek és hangm</w:t>
-      </w:r>
-      <w:r>
-        <w:t>érnökök ma már otthoni környezetben is képesek professzionális vagy félprofesszionális hanganyagok létrehozására. Ezzel párhuzamosan megnőtt az igény olyan online platformokra, ahol az alkotók megoszthatják munkáikat, visszajelzést kaphatnak, inspirációt g</w:t>
-      </w:r>
-      <w:r>
-        <w:t>yűjthetnek, illetve hangmintákat találhatnak saját projektjeikhez.</w:t>
+        <w:t>A digitális zenei alkotás az elmúlt években egyre szélesebb körben elérhetővé vált. A producerek, zenészek és hangmérnökök ma már otthoni környezetben is képesek professzionális vagy félprofesszionális hanganyagok létrehozására. Ezzel párhuzamosan megnőtt az igény olyan online platformokra, ahol az alkotók megoszthatják munkáikat, visszajelzést kaphatnak, inspirációt gyűjthetnek, illetve hangmintákat találhatnak saját projektjeikhez.</w:t>
       </w:r>
     </w:p>
     <w:p>
       <w:r>
-        <w:t>A meglévő közösségi platformok jelentős része elsősorban vizuális vagy videós tartalmakra épül. Bár ezek alkalmasak zenei tartalmak megosztására is, a felhasználói élmény gyakran nem az aud</w:t>
-      </w:r>
-      <w:r>
-        <w:t>io tartalom köré szerveződik. Egy zenei producer számára például nem feltétlenül a vizuális megjelenés, hanem a hanganyag gyors meghallgatása, értékelése, letöltése vagy véleményezése a legfontosabb. Ebből az igényből indult ki a ProdCty projekt.</w:t>
+        <w:t>A meglévő közösségi platformok jelentős része elsősorban vizuális vagy videós tartalmakra épül. Bár ezek alkalmasak zenei tartalmak megosztására is, a felhasználói élmény gyakran nem az audio tartalom köré szerveződik. Egy zenei producer számára például nem feltétlenül a vizuális megjelenés, hanem a hanganyag gyors meghallgatása, értékelése, letöltése vagy véleményezése a legfontosabb. Ebből az igényből indult ki a ProdCty projekt.</w:t>
       </w:r>
     </w:p>
     <w:p>
       <w:r>
-        <w:t>A ProdCty</w:t>
-      </w:r>
-      <w:r>
-        <w:t xml:space="preserve"> egy audiofókuszú közösségi platform producereknek és zenészeknek. A rendszer célja, hogy elkülönített felületet biztosítson a különböző típusú hanganyagok számára. A projekt koncepciójában külön szerepet kapnak a felhasználók által feltöltött demók, amely</w:t>
-      </w:r>
-      <w:r>
-        <w:t>ek elsősorban visszajelzés céljából jelennek meg, valamint a sample jellegű hanganyagok, amelyek újrafelhasználásra és letöltésre is alkalmasak lehetnek. A két tartalomtípus elkülönítése nemcsak felhasználói felületi kérdés, hanem jogosultsági, adatmodellb</w:t>
-      </w:r>
-      <w:r>
-        <w:t>eli és üzleti logikai szempontból is lényeges tervezési feladat.</w:t>
+        <w:t>A ProdCty egy audiofókuszú közösségi platform producereknek és zenészeknek. A rendszer célja, hogy elkülönített felületet biztosítson a különböző típusú hanganyagok számára. A projekt koncepciójában külön szerepet kapnak a felhasználók által feltöltött demók, amelyek elsősorban visszajelzés céljából jelennek meg, valamint a sample jellegű hanganyagok, amelyek újrafelhasználásra és letöltésre is alkalmasak lehetnek. A két tartalomtípus elkülönítése nemcsak felhasználói felületi kérdés, hanem jogosultsági, adatmodellbeli és üzleti logikai szempontból is lényeges tervezési feladat.</w:t>
       </w:r>
     </w:p>
     <w:p>
       <w:r>
-        <w:t>A szakdolgozat célja a ProdCty webalkalmazás megtervezésének és megvalósításának bemutatása. A dolgozat nem egy teljes értékű, piaci használatra kész zenei szolgáltatás létrehozását tűzi ki c</w:t>
-      </w:r>
-      <w:r>
-        <w:t>élul, hanem egy működő MVP, vagyis minimálisan életképes termék elkészítését. Az MVP célja, hogy demonstrálja az alkalmazás fő működési logikáját, a felhasználói folyamatokat, az audio tartalmak kezelését és a közösségi interakciók alapjait.</w:t>
+        <w:t>A szakdolgozat célja a ProdCty webalkalmazás megtervezésének és megvalósításának bemutatása. A dolgozat nem egy teljes értékű, piaci használatra kész zenei szolgáltatás létrehozását tűzi ki célul, hanem egy működő MVP, vagyis minimálisan életképes termék elkészítését. Az MVP célja, hogy demonstrálja az alkalmazás fő működési logikáját, a felhasználói folyamatokat, az audio tartalmak kezelését és a közösségi interakciók alapjait.</w:t>
       </w:r>
     </w:p>
     <w:p>
@@ -2338,63 +2298,33 @@
           <w:rFonts w:ascii="Times New Roman" w:eastAsia="Times New Roman" w:hAnsi="Times New Roman"/>
         </w:rPr>
         <w:lastRenderedPageBreak/>
-        <w:t xml:space="preserve">2. Irodalmi </w:t>
-      </w:r>
-      <w:r>
-        <w:rPr>
-          <w:rFonts w:ascii="Times New Roman" w:eastAsia="Times New Roman" w:hAnsi="Times New Roman"/>
-        </w:rPr>
-        <w:t>és technológiai áttekintés</w:t>
+        <w:t>2. Irodalmi és technológiai áttekintés</w:t>
       </w:r>
       <w:bookmarkEnd w:id="2"/>
     </w:p>
     <w:p>
       <w:r>
-        <w:t>A dolgozat témája elsősorban alkalmazásfejlesztési jellegű, ezért a szakirodalmi áttekintés a projektben használt technológiák, architekturális minták és webes fejlesztési megoldások rövid bemutatására koncentrál. A ProdCty megva</w:t>
-      </w:r>
-      <w:r>
-        <w:t>lósítása modern webalkalmazási modellre épül, ahol a felhasználói felület, a szerveroldali üzleti logika és az adattárolás elkülönített rétegekben jelenik meg.</w:t>
+        <w:t>A dolgozat témája elsősorban alkalmazásfejlesztési jellegű, ezért a szakirodalmi áttekintés a projektben használt technológiák, architekturális minták és webes fejlesztési megoldások rövid bemutatására koncentrál. A ProdCty megvalósítása modern webalkalmazási modellre épül, ahol a felhasználói felület, a szerveroldali üzleti logika és az adattárolás elkülönített rétegekben jelenik meg.</w:t>
       </w:r>
     </w:p>
     <w:p>
       <w:r>
-        <w:t>A frontend oldalon a React könyvtár komponensalapú fejlesztési megközelítést biztosít. A kompone</w:t>
-      </w:r>
-      <w:r>
-        <w:t>nsek újrafelhasználható felületi egységek, amelyek saját felelősségi körrel rendelkeznek. Ez jól illeszkedik a ProdCty jellegéhez, mivel az alkalmazás több ismétlődő felületi elemet használ, például track-kártyákat, audiolejátszókat, űrlapokat, profilblokk</w:t>
-      </w:r>
-      <w:r>
-        <w:t>okat és adminisztrációs nézeteket. A TypeScript használata a JavaScripthez képest statikus típusellenőrzést ad, amely segíti a hibák korai felismerését és a nagyobb kódbázis fenntarthatóságát [1], [2].</w:t>
+        <w:t>A frontend oldalon a React könyvtár komponensalapú fejlesztési megközelítést biztosít. A komponensek újrafelhasználható felületi egységek, amelyek saját felelősségi körrel rendelkeznek. Ez jól illeszkedik a ProdCty jellegéhez, mivel az alkalmazás több ismétlődő felületi elemet használ, például track-kártyákat, audiolejátszókat, űrlapokat, profilblokkokat és adminisztrációs nézeteket. A TypeScript használata a JavaScripthez képest statikus típusellenőrzést ad, amely segíti a hibák korai felismerését és a nagyobb kódbázis fenntarthatóságát [1], [2].</w:t>
       </w:r>
     </w:p>
     <w:p>
       <w:r>
-        <w:t>A backend oldalon a Node.js és az Express keretrendsze</w:t>
-      </w:r>
-      <w:r>
-        <w:t>r biztosítja az API-k működését. A Node.js eseményvezérelt futtatási környezet, amely gyakran használt választás webes API-k, valós idejű vagy médiaorientált alkalmazások fejlesztésénél. Az Express minimalista webes keretrendszer, amely route-ok, middlewar</w:t>
-      </w:r>
-      <w:r>
-        <w:t>e-ek és HTTP-válaszok kezelésével támogatja az alkalmazás szerveroldali szervezését [3], [4].</w:t>
+        <w:t>A backend oldalon a Node.js és az Express keretrendszer biztosítja az API-k működését. A Node.js eseményvezérelt futtatási környezet, amely gyakran használt választás webes API-k, valós idejű vagy médiaorientált alkalmazások fejlesztésénél. Az Express minimalista webes keretrendszer, amely route-ok, middleware-ek és HTTP-válaszok kezelésével támogatja az alkalmazás szerveroldali szervezését [3], [4].</w:t>
       </w:r>
     </w:p>
     <w:p>
       <w:r>
-        <w:t xml:space="preserve">Az adattárolás MongoDB és Mongoose segítségével történik. A MongoDB dokumentumalapú adatbázis, amely rugalmasan kezeli a változó szerkezetű adatokat. Egy </w:t>
-      </w:r>
-      <w:r>
-        <w:t>közösségi audio platform esetén ez előnyös lehet, mivel a felhasználók, feltöltések, kommentek, értékelések, jelentések és együttműködési kérések eltérő struktúrájú, de egymással kapcsolatban álló adatok. A Mongoose sémákat, validációt és modelleket biztos</w:t>
-      </w:r>
-      <w:r>
-        <w:t>ít a Node.js alkalmazás számára [5], [6].</w:t>
+        <w:t>Az adattárolás MongoDB és Mongoose segítségével történik. A MongoDB dokumentumalapú adatbázis, amely rugalmasan kezeli a változó szerkezetű adatokat. Egy közösségi audio platform esetén ez előnyös lehet, mivel a felhasználók, feltöltések, kommentek, értékelések, jelentések és együttműködési kérések eltérő struktúrájú, de egymással kapcsolatban álló adatok. A Mongoose sémákat, validációt és modelleket biztosít a Node.js alkalmazás számára [5], [6].</w:t>
       </w:r>
     </w:p>
     <w:p>
       <w:r>
-        <w:t>A felhasználói azonosítás JWT alapú tokenes hitelesítéssel történik. A JSON Web Token olyan kompakt formátum, amely alkalmas arra, hogy a backend a bejelentkezés után aláírt tokent adjon a felhasználónak, a fronten</w:t>
-      </w:r>
-      <w:r>
-        <w:t>d pedig ezt a későbbi kérésekben azonosításra használja [7]. A biztonság szempontjából fontos, hogy a tokenhez kapcsolódó titkos kulcs ne kerüljön publikus repóba, és hogy az érzékeny konfigurációk külön környezeti változókban szerepeljenek.</w:t>
+        <w:t>A felhasználói azonosítás JWT alapú tokenes hitelesítéssel történik. A JSON Web Token olyan kompakt formátum, amely alkalmas arra, hogy a backend a bejelentkezés után aláírt tokent adjon a felhasználónak, a frontend pedig ezt a későbbi kérésekben azonosításra használja [7]. A biztonság szempontjából fontos, hogy a tokenhez kapcsolódó titkos kulcs ne kerüljön publikus repóba, és hogy az érzékeny konfigurációk külön környezeti változókban szerepeljenek.</w:t>
       </w:r>
     </w:p>
     <w:p>
@@ -2407,33 +2337,18 @@
           <w:rFonts w:ascii="Times New Roman" w:eastAsia="Times New Roman" w:hAnsi="Times New Roman"/>
         </w:rPr>
         <w:lastRenderedPageBreak/>
-        <w:t>2.1 Hasonló re</w:t>
-      </w:r>
-      <w:r>
-        <w:rPr>
-          <w:rFonts w:ascii="Times New Roman" w:eastAsia="Times New Roman" w:hAnsi="Times New Roman"/>
-        </w:rPr>
-        <w:t>ndszerek és különbségek</w:t>
+        <w:t>2.1 Hasonló rendszerek és különbségek</w:t>
       </w:r>
       <w:bookmarkEnd w:id="3"/>
     </w:p>
     <w:p>
       <w:r>
-        <w:t>A ProdCty koncepciója több létező digitális zenei platform problémateréhez kapcsolódik. A sample könyvtárak jellemzően hangminták keresésére, meghallgatására és letöltésére koncentrálnak, míg a közösségi média típusú rendszerek első</w:t>
-      </w:r>
-      <w:r>
-        <w:t>sorban a tartalommegosztást és reakciókat helyezik előtérbe. A ProdCty ezekből a mintákból indul ki, de az MVP-ben nem egy teljes értékű üzleti szolgáltatás másolása volt a cél, hanem az audiofókuszú interakciók és a felhasználók által generált hanganyagok</w:t>
-      </w:r>
-      <w:r>
-        <w:t xml:space="preserve"> kezelésének bemutatása.</w:t>
+        <w:t>A ProdCty koncepciója több létező digitális zenei platform problémateréhez kapcsolódik. A sample könyvtárak jellemzően hangminták keresésére, meghallgatására és letöltésére koncentrálnak, míg a közösségi média típusú rendszerek elsősorban a tartalommegosztást és reakciókat helyezik előtérbe. A ProdCty ezekből a mintákból indul ki, de az MVP-ben nem egy teljes értékű üzleti szolgáltatás másolása volt a cél, hanem az audiofókuszú interakciók és a felhasználók által generált hanganyagok kezelésének bemutatása.</w:t>
       </w:r>
     </w:p>
     <w:p>
       <w:r>
-        <w:t>A rendszer egyik sajátossága, hogy különbséget tesz sample és demo tartalmak között. A sample jellegű hanganyagok inkább letölthető, újrafelhasználható elemekként jelennek meg, míg a demo tartalmak fő célja a visszajelzés, értékelé</w:t>
-      </w:r>
-      <w:r>
-        <w:t>s és együttműködési lehetőség. Ez a különbségtétel a projekt egyik központi szakmai döntése, mert nemcsak a felületen, hanem az adatmodellben, az API-végpontokban és a jogosultsági szabályokban is megjelenik.</w:t>
+        <w:t>A rendszer egyik sajátossága, hogy különbséget tesz sample és demo tartalmak között. A sample jellegű hanganyagok inkább letölthető, újrafelhasználható elemekként jelennek meg, míg a demo tartalmak fő célja a visszajelzés, értékelés és együttműködési lehetőség. Ez a különbségtétel a projekt egyik központi szakmai döntése, mert nemcsak a felületen, hanem az adatmodellben, az API-végpontokban és a jogosultsági szabályokban is megjelenik.</w:t>
       </w:r>
     </w:p>
     <w:p>
@@ -2457,13 +2372,7 @@
     </w:p>
     <w:p>
       <w:r>
-        <w:t xml:space="preserve">A szakdolgozat célja egy olyan </w:t>
-      </w:r>
-      <w:r>
-        <w:t>működő webalkalmazás elkészítése, amely bemutatja egy audiofókuszú közösségi platform alapvető működését. A cél nem egy teljes értékű, üzletileg skálázott termék létrehozása volt, hanem egy fejleszthető MVP elkészítése, amely a legfontosabb felhasználói fo</w:t>
-      </w:r>
-      <w:r>
-        <w:t>lyamatokat és rendszertervezési döntéseket demonstrálja.</w:t>
+        <w:t>A szakdolgozat célja egy olyan működő webalkalmazás elkészítése, amely bemutatja egy audiofókuszú közösségi platform alapvető működését. A cél nem egy teljes értékű, üzletileg skálázott termék létrehozása volt, hanem egy fejleszthető MVP elkészítése, amely a legfontosabb felhasználói folyamatokat és rendszertervezési döntéseket demonstrálja.</w:t>
       </w:r>
     </w:p>
     <w:p>
@@ -2476,10 +2385,7 @@
         <w:ind w:left="454" w:firstLine="0"/>
       </w:pPr>
       <w:r>
-        <w:t xml:space="preserve">• </w:t>
-      </w:r>
-      <w:r>
-        <w:t>regisztráció és bejelentkezés megvalósítása JWT alapú hitelesítéssel;</w:t>
+        <w:t>• regisztráció és bejelentkezés megvalósítása JWT alapú hitelesítéssel;</w:t>
       </w:r>
     </w:p>
     <w:p>
@@ -2487,13 +2393,7 @@
         <w:ind w:left="454" w:firstLine="0"/>
       </w:pPr>
       <w:r>
-        <w:t xml:space="preserve">• </w:t>
-      </w:r>
-      <w:r>
-        <w:t>sample és demo típusú hanganyagok feltöltésének, listázásának é</w:t>
-      </w:r>
-      <w:r>
-        <w:t>s lejátszásának támogatása;</w:t>
+        <w:t>• sample és demo típusú hanganyagok feltöltésének, listázásának és lejátszásának támogatása;</w:t>
       </w:r>
     </w:p>
     <w:p>
@@ -2501,10 +2401,7 @@
         <w:ind w:left="454" w:firstLine="0"/>
       </w:pPr>
       <w:r>
-        <w:t xml:space="preserve">• </w:t>
-      </w:r>
-      <w:r>
-        <w:t>a sample és demo tartalmak eltérő szabályainak megjelenítése a felületen és a backend logikában;</w:t>
+        <w:t>• a sample és demo tartalmak eltérő szabályainak megjelenítése a felületen és a backend logikában;</w:t>
       </w:r>
     </w:p>
     <w:p>
@@ -2512,10 +2409,7 @@
         <w:ind w:left="454" w:firstLine="0"/>
       </w:pPr>
       <w:r>
-        <w:t xml:space="preserve">• </w:t>
-      </w:r>
-      <w:r>
-        <w:t>kommentelési, értékelési, szavazási és jelentési funkciók biztosítása;</w:t>
+        <w:t>• kommentelési, értékelési, szavazási és jelentési funkciók biztosítása;</w:t>
       </w:r>
     </w:p>
     <w:p>
@@ -2523,13 +2417,7 @@
         <w:ind w:left="454" w:firstLine="0"/>
       </w:pPr>
       <w:r>
-        <w:t xml:space="preserve">• </w:t>
-      </w:r>
-      <w:r>
-        <w:t>felhasználói profil és publikus profilnézet kialakítás</w:t>
-      </w:r>
-      <w:r>
-        <w:t>a;</w:t>
+        <w:t>• felhasználói profil és publikus profilnézet kialakítása;</w:t>
       </w:r>
     </w:p>
     <w:p>
@@ -2537,10 +2425,7 @@
         <w:ind w:left="454" w:firstLine="0"/>
       </w:pPr>
       <w:r>
-        <w:t xml:space="preserve">• </w:t>
-      </w:r>
-      <w:r>
-        <w:t>együttműködési kérés küldésének és kezelésének támogatása;</w:t>
+        <w:t>• együttműködési kérés küldésének és kezelésének támogatása;</w:t>
       </w:r>
     </w:p>
     <w:p>
@@ -2548,10 +2433,7 @@
         <w:ind w:left="454" w:firstLine="0"/>
       </w:pPr>
       <w:r>
-        <w:t xml:space="preserve">• </w:t>
-      </w:r>
-      <w:r>
-        <w:t>adminisztrátori moderációs felület létrehozása problémás tartalmak és felhasználók kezelésére;</w:t>
+        <w:t>• adminisztrátori moderációs felület létrehozása problémás tartalmak és felhasználók kezelésére;</w:t>
       </w:r>
     </w:p>
     <w:p>
@@ -2559,24 +2441,12 @@
         <w:ind w:left="454" w:firstLine="0"/>
       </w:pPr>
       <w:r>
-        <w:t xml:space="preserve">• </w:t>
-      </w:r>
-      <w:r>
-        <w:t>működő README, futtatási útmutató, dokumentáció és tesztelési alap létrehozása.</w:t>
+        <w:t>• működő README, futtatási útmutató, dokumentáció és tesztelési alap létrehozása.</w:t>
       </w:r>
     </w:p>
     <w:p>
       <w:r>
-        <w:t>A projekt sor</w:t>
-      </w:r>
-      <w:r>
-        <w:t>án kiemelt cél volt, hogy a dokumentáció és a megvalósítás összhangban legyen egymással. Ez különösen azért fontos, mert a kezdeti tervekben több olyan fejlettebb funkció is szerepelt, amely az MVP jelenlegi állapotában még nem célja a rendszernek. Ilyen p</w:t>
-      </w:r>
-      <w:r>
-        <w:t>éldául a teljes értékű ajánlórendszer, a professzionális objektumtár-alapú médiaarchitektúra, a valós idejű kollaboráció vagy mélyebb audioanalitikai modulok. Ezek a későbbi fejlesztések között szerepelhetnek, de a jelen dolgozatban a ténylegesen elkészült</w:t>
-      </w:r>
-      <w:r>
-        <w:t xml:space="preserve"> funkciók bemutatása a lényeg.</w:t>
+        <w:t>A projekt során kiemelt cél volt, hogy a dokumentáció és a megvalósítás összhangban legyen egymással. Ez különösen azért fontos, mert a kezdeti tervekben több olyan fejlettebb funkció is szerepelt, amely az MVP jelenlegi állapotában még nem célja a rendszernek. Ilyen például a teljes értékű ajánlórendszer, a professzionális objektumtár-alapú médiaarchitektúra, a valós idejű kollaboráció vagy mélyebb audioanalitikai modulok. Ezek a későbbi fejlesztések között szerepelhetnek, de a jelen dolgozatban a ténylegesen elkészült funkciók bemutatása a lényeg.</w:t>
       </w:r>
     </w:p>
     <w:p>
@@ -2613,29 +2483,17 @@
     </w:p>
     <w:p>
       <w:r>
-        <w:t>A frontend React, TypeScript és Vite használatával készült. A React komponensalapú szemlélete lehetővé teszi, hogy az alkalmazás kisebb, újrafelhasználható f</w:t>
-      </w:r>
-      <w:r>
-        <w:t>elületi egységekből épüljön fel. A ProdCty esetében ilyen egység lehet például az audio track-kártya, a profilnézet, a feltöltési űrlap, a feedback popup, az adminisztrációs panel vagy a navigációs komponens.</w:t>
+        <w:t>A frontend React, TypeScript és Vite használatával készült. A React komponensalapú szemlélete lehetővé teszi, hogy az alkalmazás kisebb, újrafelhasználható felületi egységekből épüljön fel. A ProdCty esetében ilyen egység lehet például az audio track-kártya, a profilnézet, a feltöltési űrlap, a feedback popup, az adminisztrációs panel vagy a navigációs komponens.</w:t>
       </w:r>
     </w:p>
     <w:p>
       <w:r>
-        <w:t xml:space="preserve">A TypeScript használata azért indokolt, mert a </w:t>
-      </w:r>
-      <w:r>
-        <w:t xml:space="preserve">frontend többféle adatstruktúrával dolgozik: felhasználókkal, track objektumokkal, kommentekkel, ratingekkel, reportokkal és collab requestekkel. A típusok előzetes meghatározása csökkenti annak esélyét, hogy egy komponens hibás adatmezőt használjon, vagy </w:t>
-      </w:r>
-      <w:r>
-        <w:t>egy API-válasz rossz szerkezettel kerüljön feldolgozásra.</w:t>
+        <w:t>A TypeScript használata azért indokolt, mert a frontend többféle adatstruktúrával dolgozik: felhasználókkal, track objektumokkal, kommentekkel, ratingekkel, reportokkal és collab requestekkel. A típusok előzetes meghatározása csökkenti annak esélyét, hogy egy komponens hibás adatmezőt használjon, vagy egy API-válasz rossz szerkezettel kerüljön feldolgozásra.</w:t>
       </w:r>
     </w:p>
     <w:p>
       <w:r>
-        <w:t>A Vite gyors fejlesztői szervert és build folyamatot biztosít. Ez különösen hasznos volt a prototípus-fejlesztés során, mivel a frontend változásai gyorsan ellenőrizhetők voltak böngészőben. A proje</w:t>
-      </w:r>
-      <w:r>
-        <w:t>ktben Framer Motion is szerepel, amely finomabb animációk és route transition megoldások megvalósítására használható.</w:t>
+        <w:t>A Vite gyors fejlesztői szervert és build folyamatot biztosít. Ez különösen hasznos volt a prototípus-fejlesztés során, mivel a frontend változásai gyorsan ellenőrizhetők voltak böngészőben. A projektben Framer Motion is szerepel, amely finomabb animációk és route transition megoldások megvalósítására használható.</w:t>
       </w:r>
     </w:p>
     <w:p>
@@ -2653,21 +2511,12 @@
     </w:p>
     <w:p>
       <w:r>
-        <w:t>A backend Node.js és Express alapú. Az Express alkalmazás külön route-fájlokba szervezi az autentikációt, a track</w:t>
-      </w:r>
-      <w:r>
-        <w:t xml:space="preserve"> kezelést, a felhasználói műveleteket, az adminisztrációs funkciókat és az együttműködési kéréseket. Ez a szervezés áttekinthetővé teszi a kódbázist, és lehetővé teszi, hogy az egyes felelősségi körök egymástól elkülönítve legyenek fejleszthetők.</w:t>
+        <w:t>A backend Node.js és Express alapú. Az Express alkalmazás külön route-fájlokba szervezi az autentikációt, a track kezelést, a felhasználói műveleteket, az adminisztrációs funkciókat és az együttműködési kéréseket. Ez a szervezés áttekinthetővé teszi a kódbázist, és lehetővé teszi, hogy az egyes felelősségi körök egymástól elkülönítve legyenek fejleszthetők.</w:t>
       </w:r>
     </w:p>
     <w:p>
       <w:r>
-        <w:t>A backend</w:t>
-      </w:r>
-      <w:r>
-        <w:t xml:space="preserve"> a következő fő feladatokat látja el: HTTP API-végpontok biztosítása, adatok validálása, fájlfeltöltés kezelése, jogosultságok ellenőrzése, MongoDB műveletek végrehajtása, hibaüzenetek visszaadása, valamint adminisztrátori műveletek kezelése. A fájlfeltölt</w:t>
-      </w:r>
-      <w:r>
-        <w:t>éshez Multer könyvtár került alkalmazásra, a jelszavak hash-eléséhez pedig bcryptjs.</w:t>
+        <w:t>A backend a következő fő feladatokat látja el: HTTP API-végpontok biztosítása, adatok validálása, fájlfeltöltés kezelése, jogosultságok ellenőrzése, MongoDB műveletek végrehajtása, hibaüzenetek visszaadása, valamint adminisztrátori műveletek kezelése. A fájlfeltöltéshez Multer könyvtár került alkalmazásra, a jelszavak hash-eléséhez pedig bcryptjs.</w:t>
       </w:r>
     </w:p>
     <w:p>
@@ -2685,10 +2534,7 @@
     </w:p>
     <w:p>
       <w:r>
-        <w:t xml:space="preserve">Az adattárolás MongoDB és Mongoose segítségével történik. A dokumentumalapú modell illeszkedik a projekt jellegéhez, mert a feltöltött </w:t>
-      </w:r>
-      <w:r>
-        <w:t xml:space="preserve">hanganyagokhoz többféle metaadat kapcsolódhat: cím, leírás, műfaj, BPM, hangnem, </w:t>
+        <w:t xml:space="preserve">Az adattárolás MongoDB és Mongoose segítségével történik. A dokumentumalapú modell illeszkedik a projekt jellegéhez, mert a feltöltött hanganyagokhoz többféle metaadat kapcsolódhat: cím, leírás, műfaj, BPM, hangnem, </w:t>
       </w:r>
       <w:r>
         <w:lastRenderedPageBreak/>
@@ -2697,13 +2543,7 @@
     </w:p>
     <w:p>
       <w:r>
-        <w:t>A hitelesítés J</w:t>
-      </w:r>
-      <w:r>
-        <w:t xml:space="preserve">WT alapú. Sikeres bejelentkezéskor a felhasználó tokent kap, amelyet a frontend a későbbi védett API-hívásokhoz használ. A backend requireAuth middleware segítségével ellenőrzi, hogy a kéréshez tartozik-e érvényes felhasználó. Az adminisztrátori műveletek </w:t>
-      </w:r>
-      <w:r>
-        <w:t>további szerepkör-ellenőrzést igényelnek, így elkülönülnek a normál felhasználói műveletektől.</w:t>
+        <w:t>A hitelesítés JWT alapú. Sikeres bejelentkezéskor a felhasználó tokent kap, amelyet a frontend a későbbi védett API-hívásokhoz használ. A backend requireAuth middleware segítségével ellenőrzi, hogy a kéréshez tartozik-e érvényes felhasználó. Az adminisztrátori műveletek további szerepkör-ellenőrzést igényelnek, így elkülönülnek a normál felhasználói műveletektől.</w:t>
       </w:r>
     </w:p>
     <w:p>
@@ -2721,18 +2561,12 @@
     </w:p>
     <w:p>
       <w:r>
-        <w:t xml:space="preserve">A projekt teszteléséhez Jest és Supertest került alkalmazásra. A Jest a JavaScript/Node.js környezetben futó automatikus </w:t>
-      </w:r>
-      <w:r>
-        <w:t>tesztek kezelésére szolgál, a Supertest pedig HTTP API-végpontok tesztelésére használható. A repóban GitHub Actions alapú CI konfiguráció is szerepel, amely a későbbi automatikus ellenőrzési folyamatok alapja lehet.</w:t>
+        <w:t>A projekt teszteléséhez Jest és Supertest került alkalmazásra. A Jest a JavaScript/Node.js környezetben futó automatikus tesztek kezelésére szolgál, a Supertest pedig HTTP API-végpontok tesztelésére használható. A repóban GitHub Actions alapú CI konfiguráció is szerepel, amely a későbbi automatikus ellenőrzési folyamatok alapja lehet.</w:t>
       </w:r>
     </w:p>
     <w:p>
       <w:r>
-        <w:t>A dokumentáció Markdown alapokon készült</w:t>
-      </w:r>
-      <w:r>
-        <w:t>, és a repóban külön docs könyvtár tartalmazza a projekt dokumentációs munkapéldányait. A README fájl futtatási útmutatót, konfigurációs leírást, tesztelési parancsokat és bemutatási sorrendet is tartalmaz.</w:t>
+        <w:t>A dokumentáció Markdown alapokon készült, és a repóban külön docs könyvtár tartalmazza a projekt dokumentációs munkapéldányait. A README fájl futtatási útmutatót, konfigurációs leírást, tesztelési parancsokat és bemutatási sorrendet is tartalmaz.</w:t>
       </w:r>
     </w:p>
     <w:p>
@@ -2763,38 +2597,23 @@
         <w:rPr>
           <w:rFonts w:ascii="Times New Roman" w:eastAsia="Times New Roman" w:hAnsi="Times New Roman"/>
         </w:rPr>
-        <w:t>5.1 Ar</w:t>
-      </w:r>
-      <w:r>
-        <w:rPr>
-          <w:rFonts w:ascii="Times New Roman" w:eastAsia="Times New Roman" w:hAnsi="Times New Roman"/>
-        </w:rPr>
-        <w:t>chitektúra</w:t>
+        <w:t>5.1 Architektúra</w:t>
       </w:r>
       <w:bookmarkEnd w:id="11"/>
     </w:p>
     <w:p>
       <w:r>
-        <w:t>A ProdCty kliens-szerver architektúrában készült. A rendszer három fő logikai rétegre bontható: frontend, backend és adatbázis. A frontend felelős a felhasználói interakciókért és a megjelenítésért, a backend kezeli az üzleti logikát és az API-v</w:t>
-      </w:r>
-      <w:r>
-        <w:t>égpontokat, az adatbázis pedig a tartós adatok tárolását végzi.</w:t>
+        <w:t>A ProdCty kliens-szerver architektúrában készült. A rendszer három fő logikai rétegre bontható: frontend, backend és adatbázis. A frontend felelős a felhasználói interakciókért és a megjelenítésért, a backend kezeli az üzleti logikát és az API-végpontokat, az adatbázis pedig a tartós adatok tárolását végzi.</w:t>
       </w:r>
     </w:p>
     <w:p>
       <w:r>
-        <w:t>A frontend a felhasználó böngészőjében fut, és HTTP-kéréseken keresztül kommunikál a backenddel. A felhasználó például bejelentkezéskor elküldi az azonosító adatait, a backend ellenőrzi azokat</w:t>
-      </w:r>
-      <w:r>
-        <w:t>, majd sikeres hitelesítés esetén tokent küld vissza. Ezt a tokent a frontend eltárolja, és a későbbi védett műveleteknél felhasználja.</w:t>
+        <w:t>A frontend a felhasználó böngészőjében fut, és HTTP-kéréseken keresztül kommunikál a backenddel. A felhasználó például bejelentkezéskor elküldi az azonosító adatait, a backend ellenőrzi azokat, majd sikeres hitelesítés esetén tokent küld vissza. Ezt a tokent a frontend eltárolja, és a későbbi védett műveleteknél felhasználja.</w:t>
       </w:r>
     </w:p>
     <w:p>
       <w:r>
-        <w:t xml:space="preserve">A backend REST API-kat biztosít a fő funkciókhoz. Külön API-csoportok tartoznak az autentikációhoz, a hanganyagok </w:t>
-      </w:r>
-      <w:r>
-        <w:t>kezeléséhez, a felhasználókhoz, az adminisztrációhoz és az együttműködési kérésekhez. Ez a szétválasztás áttekinthetőbbé teszi a kódot, és megkönnyíti a későbbi bővítést.</w:t>
+        <w:t>A backend REST API-kat biztosít a fő funkciókhoz. Külön API-csoportok tartoznak az autentikációhoz, a hanganyagok kezeléséhez, a felhasználókhoz, az adminisztrációhoz és az együttműködési kérésekhez. Ez a szétválasztás áttekinthetőbbé teszi a kódot, és megkönnyíti a későbbi bővítést.</w:t>
       </w:r>
     </w:p>
     <w:p>
@@ -2812,10 +2631,7 @@
     </w:p>
     <w:p>
       <w:r>
-        <w:t>A rendszerrel szemben megfogalmazott fő funkcionális követelményeke</w:t>
-      </w:r>
-      <w:r>
-        <w:t>t az 1. táblázat foglalja össze.</w:t>
+        <w:t>A rendszerrel szemben megfogalmazott fő funkcionális követelményeket az 1. táblázat foglalja össze.</w:t>
       </w:r>
     </w:p>
     <w:tbl>
@@ -3036,13 +2852,7 @@
               <w:rPr>
                 <w:sz w:val="20"/>
               </w:rPr>
-              <w:t xml:space="preserve">Sample típusú hanganyagok feltöltése, listázása, szűrése, </w:t>
-            </w:r>
-            <w:r>
-              <w:rPr>
-                <w:sz w:val="20"/>
-              </w:rPr>
-              <w:t>lejátszása és letöltése.</w:t>
+              <w:t>Sample típusú hanganyagok feltöltése, listázása, szűrése, lejátszása és letöltése.</w:t>
             </w:r>
           </w:p>
         </w:tc>
@@ -3407,13 +3217,7 @@
               <w:rPr>
                 <w:sz w:val="20"/>
               </w:rPr>
-              <w:t xml:space="preserve">Reportok, felhasználók, trackek </w:t>
-            </w:r>
-            <w:r>
-              <w:rPr>
-                <w:sz w:val="20"/>
-              </w:rPr>
-              <w:t>és kommentek adminisztrátori kezelése.</w:t>
+              <w:t>Reportok, felhasználók, trackek és kommentek adminisztrátori kezelése.</w:t>
             </w:r>
           </w:p>
         </w:tc>
@@ -3534,32 +3338,17 @@
     </w:p>
     <w:p>
       <w:r>
-        <w:t>Az a</w:t>
-      </w:r>
-      <w:r>
-        <w:t>datmodell a rendszer fő entitásait Mongoose modellek formájában reprezentálja. A User modell tárolja a felhasználói adatokat, például a felhasználónevet, email címet, jelszó hash-t, szerepkört, moderációs státuszt, érdeklődési köröket, biográfiát és avatar</w:t>
-      </w:r>
-      <w:r>
-        <w:t>t. A publikus profilnézeteknél fontos, hogy érzékeny adat, például email cím, ne kerüljön visszaadásra.</w:t>
+        <w:t>Az adatmodell a rendszer fő entitásait Mongoose modellek formájában reprezentálja. A User modell tárolja a felhasználói adatokat, például a felhasználónevet, email címet, jelszó hash-t, szerepkört, moderációs státuszt, érdeklődési köröket, biográfiát és avatart. A publikus profilnézeteknél fontos, hogy érzékeny adat, például email cím, ne kerüljön visszaadásra.</w:t>
       </w:r>
     </w:p>
     <w:p>
       <w:r>
-        <w:t xml:space="preserve">A Track modell a feltöltött hanganyagokat írja le. A modell tartalmazza a feltöltő adatait, a címet, a tartalomtípust, a műfajt, címkéket, leírást, </w:t>
-      </w:r>
-      <w:r>
-        <w:t>BPM-et, hangnemet, energia-szintet, aura-megjelenítést, licencjelölést, fájlméretet, MIME-típust, audio URL-t, statisztikákat és létrehozási időt. A kind mező különösen fontos, mert ennek alapján különíthető el a sample és a demo tartalom.</w:t>
+        <w:t>A Track modell a feltöltött hanganyagokat írja le. A modell tartalmazza a feltöltő adatait, a címet, a tartalomtípust, a műfajt, címkéket, leírást, BPM-et, hangnemet, energia-szintet, aura-megjelenítést, licencjelölést, fájlméretet, MIME-típust, audio URL-t, statisztikákat és létrehozási időt. A kind mező különösen fontos, mert ennek alapján különíthető el a sample és a demo tartalom.</w:t>
       </w:r>
     </w:p>
     <w:p>
       <w:r>
-        <w:t>A Comment modell</w:t>
-      </w:r>
-      <w:r>
-        <w:t xml:space="preserve"> a trackekhez kapcsolódó szöveges visszajelzéseket kezeli. A kommentekhez kategória, időbélyeg, parentId és törlési állapot is kapcsolódhat. A Rating modell egy felhasználó és egy track közötti értékelést tárol, egyedi indexszel biztosítva, hogy egy felhas</w:t>
-      </w:r>
-      <w:r>
-        <w:t>ználó egy trackhez csak egy értékelést adjon. A Report modell problémás feltöltések vagy kommentek jelentését tartalmazza, a CollabRequest modell pedig a demókhoz kapcsolódó együttműködési kéréseket kezeli.</w:t>
+        <w:t>A Comment modell a trackekhez kapcsolódó szöveges visszajelzéseket kezeli. A kommentekhez kategória, időbélyeg, parentId és törlési állapot is kapcsolódhat. A Rating modell egy felhasználó és egy track közötti értékelést tárol, egyedi indexszel biztosítva, hogy egy felhasználó egy trackhez csak egy értékelést adjon. A Report modell problémás feltöltések vagy kommentek jelentését tartalmazza, a CollabRequest modell pedig a demókhoz kapcsolódó együttműködési kéréseket kezeli.</w:t>
       </w:r>
     </w:p>
     <w:tbl>
@@ -3782,13 +3571,7 @@
               <w:rPr>
                 <w:sz w:val="20"/>
               </w:rPr>
-              <w:t xml:space="preserve">Szöveges </w:t>
-            </w:r>
-            <w:r>
-              <w:rPr>
-                <w:sz w:val="20"/>
-              </w:rPr>
-              <w:t>visszajelzés</w:t>
+              <w:t>Szöveges visszajelzés</w:t>
             </w:r>
           </w:p>
         </w:tc>
@@ -3956,13 +3739,7 @@
               <w:rPr>
                 <w:sz w:val="20"/>
               </w:rPr>
-              <w:t>Együttműködési k</w:t>
-            </w:r>
-            <w:r>
-              <w:rPr>
-                <w:sz w:val="20"/>
-              </w:rPr>
-              <w:t>érés</w:t>
+              <w:t>Együttműködési kérés</w:t>
             </w:r>
           </w:p>
         </w:tc>
@@ -4065,17 +3842,11 @@
     </w:p>
     <w:p>
       <w:r>
-        <w:t xml:space="preserve">A backend REST API-kat biztosít a fő funkciócsoportokhoz. A </w:t>
-      </w:r>
-      <w:r>
-        <w:t xml:space="preserve">munkaverzióban nem szükséges minden végpont teljes részletezése, ezért a dolgozat jelenlegi állapota </w:t>
+        <w:t xml:space="preserve">A backend REST API-kat biztosít a fő funkciócsoportokhoz. A munkaverzióban nem szükséges minden végpont teljes részletezése, ezért a dolgozat jelenlegi állapota </w:t>
       </w:r>
       <w:r>
         <w:lastRenderedPageBreak/>
-        <w:t>csak a fő API-csoportokat emeli ki: autentikáció, track-kezelés, felhasználói profil, közösségi visszajelzések, együttműködési kérések és adminisztrátori m</w:t>
-      </w:r>
-      <w:r>
-        <w:t>oderáció.</w:t>
+        <w:t>csak a fő API-csoportokat emeli ki: autentikáció, track-kezelés, felhasználói profil, közösségi visszajelzések, együttműködési kérések és adminisztrátori moderáció.</w:t>
       </w:r>
     </w:p>
     <w:p>
@@ -4093,21 +3864,12 @@
     </w:p>
     <w:p>
       <w:r>
-        <w:t>A rendszer biztonsági szempontból több alapvető megoldást alkalmaz. A jelszavak nem nyílt szövegként kerülnek tárolásra, hanem hash-elt formában. A védett végpontok requireAuth middleware segítségével elle</w:t>
-      </w:r>
-      <w:r>
-        <w:t>nőrzik a JWT tokent. Az admin végpontok további role-alapú ellenőrzést használnak, így egy normál felhasználó nem férhet hozzá moderációs műveletekhez.</w:t>
+        <w:t>A rendszer biztonsági szempontból több alapvető megoldást alkalmaz. A jelszavak nem nyílt szövegként kerülnek tárolásra, hanem hash-elt formában. A védett végpontok requireAuth middleware segítségével ellenőrzik a JWT tokent. Az admin végpontok további role-alapú ellenőrzést használnak, így egy normál felhasználó nem férhet hozzá moderációs műveletekhez.</w:t>
       </w:r>
     </w:p>
     <w:p>
       <w:r>
-        <w:t>A publikus profil és a felhasználókeresés nem ad vissza email címet, mivel az személyes adatnak minősülh</w:t>
-      </w:r>
-      <w:r>
-        <w:t>et. A collab request funkciónál az Instagram elérés csak elfogadott kérés után válik láthatóvá, ami adatvédelmi szempontból korlátozza a kontaktadatok indokolatlan megosztását. A projekt fejlesztői környezetben lokális fájltárolást használ, de éles környez</w:t>
-      </w:r>
-      <w:r>
-        <w:t>etben objektumtár és CDN alkalmazása lenne célszerű.</w:t>
+        <w:t>A publikus profil és a felhasználókeresés nem ad vissza email címet, mivel az személyes adatnak minősülhet. A collab request funkciónál az Instagram elérés csak elfogadott kérés után válik láthatóvá, ami adatvédelmi szempontból korlátozza a kontaktadatok indokolatlan megosztását. A projekt fejlesztői környezetben lokális fájltárolást használ, de éles környezetben objektumtár és CDN alkalmazása lenne célszerű.</w:t>
       </w:r>
     </w:p>
     <w:p>
@@ -4144,29 +3906,17 @@
     </w:p>
     <w:p>
       <w:r>
-        <w:t>A backend Express alkalmazásként működik. Az alkalmazás induláskor biztosítja a feltöltési könyvtár meglétét, majd beállítja a CORS-kezelést, a JS</w:t>
-      </w:r>
-      <w:r>
-        <w:t>ON kérések feldolgozását, a healthcheck végpontot és az egyes route-csoportokat. Az ismeretlen útvonalak egységes 404-es hibaüzenetet adnak vissza.</w:t>
+        <w:t>A backend Express alkalmazásként működik. Az alkalmazás induláskor biztosítja a feltöltési könyvtár meglétét, majd beállítja a CORS-kezelést, a JSON kérések feldolgozását, a healthcheck végpontot és az egyes route-csoportokat. Az ismeretlen útvonalak egységes 404-es hibaüzenetet adnak vissza.</w:t>
       </w:r>
     </w:p>
     <w:p>
       <w:r>
-        <w:t xml:space="preserve">A backend fő route-csoportjai az authRoutes, adminRoutes, collabRoutes, trackRoutes és userRoutes fájlokban </w:t>
-      </w:r>
-      <w:r>
-        <w:t>találhatók. Ez a bontás segíti a karbantarthatóságot, mert az autentikáció, adminisztráció, együttműködés, audio tartalom és felhasználói profil logikája elkülönül. A védett végpontoknál a requireAuth middleware biztosítja a felhasználói azonosítást, az ad</w:t>
-      </w:r>
-      <w:r>
-        <w:t>min végpontoknál pedig a requireAdmin ellenőrzés védi a moderációs funkciókat.</w:t>
+        <w:t>A backend fő route-csoportjai az authRoutes, adminRoutes, collabRoutes, trackRoutes és userRoutes fájlokban találhatók. Ez a bontás segíti a karbantarthatóságot, mert az autentikáció, adminisztráció, együttműködés, audio tartalom és felhasználói profil logikája elkülönül. A védett végpontoknál a requireAuth middleware biztosítja a felhasználói azonosítást, az admin végpontoknál pedig a requireAdmin ellenőrzés védi a moderációs funkciókat.</w:t>
       </w:r>
     </w:p>
     <w:p>
       <w:r>
-        <w:t>A fájlfeltöltés során a rendszer ellenőrzi a feltöltött audiofájl alapvető tulajdonságait és metaadatait. A feltöltött fájl fejlesztői környezetben lokális uploads könyvtárba ke</w:t>
-      </w:r>
-      <w:r>
-        <w:t>rül, a hozzá tartozó metaadatok pedig MongoDB-ben tárolódnak. A Track dokumentum audioUrl és storagePath mezői kapcsolják össze az adatbázisban tárolt metaadatot a tényleges fájllal.</w:t>
+        <w:t>A fájlfeltöltés során a rendszer ellenőrzi a feltöltött audiofájl alapvető tulajdonságait és metaadatait. A feltöltött fájl fejlesztői környezetben lokális uploads könyvtárba kerül, a hozzá tartozó metaadatok pedig MongoDB-ben tárolódnak. A Track dokumentum audioUrl és storagePath mezői kapcsolják össze az adatbázisban tárolt metaadatot a tényleges fájllal.</w:t>
       </w:r>
     </w:p>
     <w:p>
@@ -4184,29 +3934,17 @@
     </w:p>
     <w:p>
       <w:r>
-        <w:t>A frontend React és TypeScript alapokon készült</w:t>
-      </w:r>
-      <w:r>
-        <w:t>. Az alkalmazás több nézetet biztosít: autentikációs felületet, sample library-t, demo boardot, profilt, publikus profilt, collab inboxot és admin felületet. A frontend API-hívásokkal kommunikál a backenddel, és a bejelentkezést követően a JWT tokent haszn</w:t>
-      </w:r>
-      <w:r>
-        <w:t>álja a védett műveletekhez.</w:t>
+        <w:t>A frontend React és TypeScript alapokon készült. Az alkalmazás több nézetet biztosít: autentikációs felületet, sample library-t, demo boardot, profilt, publikus profilt, collab inboxot és admin felületet. A frontend API-hívásokkal kommunikál a backenddel, és a bejelentkezést követően a JWT tokent használja a védett műveletekhez.</w:t>
       </w:r>
     </w:p>
     <w:p>
       <w:r>
-        <w:t xml:space="preserve">A Library nézet célja a sample tartalmak kezelése. Itt a felhasználó böngészheti a feltöltött sample-eket, szűrhet és kereshet, elindíthatja a lejátszást, valamint letöltheti a megfelelő tartalmakat. A Demos nézet ezzel szemben </w:t>
-      </w:r>
-      <w:r>
-        <w:t>a visszajelzésre feltöltött demókra koncentrál. Itt nagyobb szerepet kap az értékelés, a kommentelés, az aura-megjelenítés és az együttműködési kérés.</w:t>
+        <w:t>A Library nézet célja a sample tartalmak kezelése. Itt a felhasználó böngészheti a feltöltött sample-eket, szűrhet és kereshet, elindíthatja a lejátszást, valamint letöltheti a megfelelő tartalmakat. A Demos nézet ezzel szemben a visszajelzésre feltöltött demókra koncentrál. Itt nagyobb szerepet kap az értékelés, a kommentelés, az aura-megjelenítés és az együttműködési kérés.</w:t>
       </w:r>
     </w:p>
     <w:p>
       <w:r>
-        <w:t xml:space="preserve">A felhasználói profil lehetővé teszi a saját adatok, például avatar, bio és érdeklődési körök kezelését, </w:t>
-      </w:r>
-      <w:r>
-        <w:t>valamint a saját feltöltések áttekintését. A publikus profilnézet más felhasználók feltöltéseinek és alapvető profilinformációinak megtekintésére szolgál, érzékeny adatok megjelenítése nélkül.</w:t>
+        <w:t>A felhasználói profil lehetővé teszi a saját adatok, például avatar, bio és érdeklődési körök kezelését, valamint a saját feltöltések áttekintését. A publikus profilnézet más felhasználók feltöltéseinek és alapvető profilinformációinak megtekintésére szolgál, érzékeny adatok megjelenítése nélkül.</w:t>
       </w:r>
     </w:p>
     <w:p>
@@ -4225,21 +3963,12 @@
     </w:p>
     <w:p>
       <w:r>
-        <w:t>A rendszer egyik legf</w:t>
-      </w:r>
-      <w:r>
-        <w:t>ontosabb tervezési pontja a sample és demo tartalmak elkülönítése. A sample tartalom elsődlegesen könyvtárszerűen böngészhető, lejátszható és letölthető hanganyagként jelenik meg. A demo tartalom ezzel szemben olyan feltöltés, amelynek célja a visszajelzés</w:t>
-      </w:r>
-      <w:r>
-        <w:t>, értékelés és potenciális együttműködés.</w:t>
+        <w:t>A rendszer egyik legfontosabb tervezési pontja a sample és demo tartalmak elkülönítése. A sample tartalom elsődlegesen könyvtárszerűen böngészhető, lejátszható és letölthető hanganyagként jelenik meg. A demo tartalom ezzel szemben olyan feltöltés, amelynek célja a visszajelzés, értékelés és potenciális együttműködés.</w:t>
       </w:r>
     </w:p>
     <w:p>
       <w:r>
-        <w:t>Ez a különbségtétel a Track modell kind mezőjében jelenik meg, amely sample vagy demo értéket vehet fel. A backend külön listázó végpontokat biztosít a sample és demo tartalmakhoz, a frontend pedig eltérő nézetekbe</w:t>
-      </w:r>
-      <w:r>
-        <w:t>n jeleníti meg őket. A letöltési logika szintén ehhez a megkülönböztetéshez kapcsolódik, mivel a demo tartalmak esetén nem a letöltés, hanem a meghallgatás és visszajelzés a hangsúlyos.</w:t>
+        <w:t>Ez a különbségtétel a Track modell kind mezőjében jelenik meg, amely sample vagy demo értéket vehet fel. A backend külön listázó végpontokat biztosít a sample és demo tartalmakhoz, a frontend pedig eltérő nézetekben jeleníti meg őket. A letöltési logika szintén ehhez a megkülönböztetéshez kapcsolódik, mivel a demo tartalmak esetén nem a letöltés, hanem a meghallgatás és visszajelzés a hangsúlyos.</w:t>
       </w:r>
     </w:p>
     <w:p>
@@ -4257,21 +3986,12 @@
     </w:p>
     <w:p>
       <w:r>
-        <w:t>A közösségi funkciók közé tartozik a kommentelé</w:t>
-      </w:r>
-      <w:r>
-        <w:t>s, a rating, a fel- és leszavazás, a reportolás, valamint az együttműködési kérés. A kommentek lehetővé teszik a részletes szöveges visszajelzést, a rating pedig strukturáltabb, számszerű értékelést ad. A TrackVote modell egyszerű fel- és leszavazási logik</w:t>
-      </w:r>
-      <w:r>
-        <w:t>át biztosít, amely gyors reakciót tesz lehetővé.</w:t>
+        <w:t>A közösségi funkciók közé tartozik a kommentelés, a rating, a fel- és leszavazás, a reportolás, valamint az együttműködési kérés. A kommentek lehetővé teszik a részletes szöveges visszajelzést, a rating pedig strukturáltabb, számszerű értékelést ad. A TrackVote modell egyszerű fel- és leszavazási logikát biztosít, amely gyors reakciót tesz lehetővé.</w:t>
       </w:r>
     </w:p>
     <w:p>
       <w:r>
-        <w:t>A report funkció célja, hogy a felhasználók jelezni tudják a problémás tartalmakat vagy kommenteket. A jelentéshez indok és opcionális részletes leírás kapcsolódik, amelyet az adminisztrátor később elbírálha</w:t>
-      </w:r>
-      <w:r>
-        <w:t>t. A CollabRequest funkció a demókhoz kapcsolódó együttműködési lehetőséget támogatja: a felhasználó üzenetet, képességeket és preferált kontaktmódot adhat meg, a track tulajdonosa pedig elfogadhatja vagy elutasíthatja a kérést.</w:t>
+        <w:t>A report funkció célja, hogy a felhasználók jelezni tudják a problémás tartalmakat vagy kommenteket. A jelentéshez indok és opcionális részletes leírás kapcsolódik, amelyet az adminisztrátor később elbírálhat. A CollabRequest funkció a demókhoz kapcsolódó együttműködési lehetőséget támogatja: a felhasználó üzenetet, képességeket és preferált kontaktmódot adhat meg, a track tulajdonosa pedig elfogadhatja vagy elutasíthatja a kérést.</w:t>
       </w:r>
     </w:p>
     <w:p>
@@ -4283,30 +4003,18 @@
         <w:rPr>
           <w:rFonts w:ascii="Times New Roman" w:eastAsia="Times New Roman" w:hAnsi="Times New Roman"/>
         </w:rPr>
-        <w:t>6.5 Adminisztrátori funkció</w:t>
-      </w:r>
-      <w:r>
-        <w:rPr>
-          <w:rFonts w:ascii="Times New Roman" w:eastAsia="Times New Roman" w:hAnsi="Times New Roman"/>
-        </w:rPr>
-        <w:t>k</w:t>
+        <w:t>6.5 Adminisztrátori funkciók</w:t>
       </w:r>
       <w:bookmarkEnd w:id="21"/>
     </w:p>
     <w:p>
       <w:r>
-        <w:t xml:space="preserve">A közösségi platform fenntarthatósága szempontjából lényeges az adminisztrátori moderáció. A ProdCty admin felülete moderációs statisztikákat, report listát, felhasználói kezelést, track kezelést és komment kezelést biztosít. Az adminisztrátor </w:t>
-      </w:r>
-      <w:r>
-        <w:t>elbírálhatja a reportokat, törölhet problémás tartalmakat vagy kommenteket, figyelmeztetheti a felhasználókat, illetve szükség esetén tiltást alkalmazhat.</w:t>
+        <w:t>A közösségi platform fenntarthatósága szempontjából lényeges az adminisztrátori moderáció. A ProdCty admin felülete moderációs statisztikákat, report listát, felhasználói kezelést, track kezelést és komment kezelést biztosít. Az adminisztrátor elbírálhatja a reportokat, törölhet problémás tartalmakat vagy kommenteket, figyelmeztetheti a felhasználókat, illetve szükség esetén tiltást alkalmazhat.</w:t>
       </w:r>
     </w:p>
     <w:p>
       <w:r>
-        <w:t>A rendszer figyelmeztetésszámot is tárol, így a többszörösen problémás felhasználók szabályalapú mode</w:t>
-      </w:r>
-      <w:r>
-        <w:t>rációs folyamatban kezelhetők.</w:t>
+        <w:t>A rendszer figyelmeztetésszámot is tárol, így a többszörösen problémás felhasználók szabályalapú moderációs folyamatban kezelhetők.</w:t>
       </w:r>
     </w:p>
     <w:p>
@@ -4330,32 +4038,17 @@
     </w:p>
     <w:p>
       <w:r>
-        <w:t>A fejlesztés során automatikus és manuális tesztelés is szerepet kapott. Az automatikus tesztek célja, hogy a legfontosabb backend-funkciók működése ellenőrizhető legyen. Ilyen funkció például az a</w:t>
-      </w:r>
-      <w:r>
-        <w:t>utentikáció, egyes API-végpontok működése, hibás bemenetek kezelése, jogosultsági esetek vizsgálata, valamint az audio aura generálás és a trackService alaplogikája.</w:t>
+        <w:t>A fejlesztés során automatikus és manuális tesztelés is szerepet kapott. Az automatikus tesztek célja, hogy a legfontosabb backend-funkciók működése ellenőrizhető legyen. Ilyen funkció például az autentikáció, egyes API-végpontok működése, hibás bemenetek kezelése, jogosultsági esetek vizsgálata, valamint az audio aura generálás és a trackService alaplogikája.</w:t>
       </w:r>
     </w:p>
     <w:p>
       <w:r>
-        <w:t xml:space="preserve">A repóban található JUnit riport alapján a tesztfuttatás 19 tesztet tartalmazott, amelyek </w:t>
-      </w:r>
-      <w:r>
-        <w:t>0 hibával és 0 sikertelen teszttel futottak le. A tesztek között szerepel például a publikus user search email cím nélküli visszaadása, a play count explicit növelése, az erősebb jelszóvalidáció, az admin áttekintés jogosultsági ellenőrzése, a második admi</w:t>
-      </w:r>
-      <w:r>
-        <w:t>n figyelmeztetés utáni automatikus tiltás, valamint a track validációs logika ellenőrzése.</w:t>
+        <w:t>A repóban található JUnit riport alapján a tesztfuttatás 19 tesztet tartalmazott, amelyek 0 hibával és 0 sikertelen teszttel futottak le. A tesztek között szerepel például a publikus user search email cím nélküli visszaadása, a play count explicit növelése, az erősebb jelszóvalidáció, az admin áttekintés jogosultsági ellenőrzése, a második admin figyelmeztetés utáni automatikus tiltás, valamint a track validációs logika ellenőrzése.</w:t>
       </w:r>
     </w:p>
     <w:p>
       <w:r>
-        <w:t>A coverage riport szerint az összesített sorlefedettség 34,2 százalék. Ez azt jelenti, hogy az automatikus tesztelés az alapvető működést ellenőrzi, de nem tekinthet</w:t>
-      </w:r>
-      <w:r>
-        <w:t xml:space="preserve">ő teljes lefedettségűnek. A projekt MVP állapotában ez elfogadható kiindulási alap, ugyanakkor a későbbi fejlesztés során érdemes bővíteni a teszteket különösen a jogosultságkezelés, a fájlfeltöltés, az adminisztrátori műveletek, a frontend komponensek és </w:t>
-      </w:r>
-      <w:r>
-        <w:t>a hibás bemeneti esetek irányába.</w:t>
+        <w:t>A coverage riport szerint az összesített sorlefedettség 34,2 százalék. Ez azt jelenti, hogy az automatikus tesztelés az alapvető működést ellenőrzi, de nem tekinthető teljes lefedettségűnek. A projekt MVP állapotában ez elfogadható kiindulási alap, ugyanakkor a későbbi fejlesztés során érdemes bővíteni a teszteket különösen a jogosultságkezelés, a fájlfeltöltés, az adminisztrátori műveletek, a frontend komponensek és a hibás bemeneti esetek irányába.</w:t>
       </w:r>
     </w:p>
     <w:p>
@@ -4373,18 +4066,12 @@
     </w:p>
     <w:p>
       <w:r>
-        <w:t xml:space="preserve">A manuális tesztelés során a fő felhasználói folyamatokat kell végigpróbálni. Ide tartozik a regisztráció, a bejelentkezés, a hanganyag feltöltése, listázása, meghallgatása, sample </w:t>
-      </w:r>
-      <w:r>
-        <w:t>letöltése, demo értékelése, komment írása, jelentés létrehozása, együttműködési kérés küldése, profiladatok módosítása, valamint az adminisztrátori funkciók használata.</w:t>
+        <w:t>A manuális tesztelés során a fő felhasználói folyamatokat kell végigpróbálni. Ide tartozik a regisztráció, a bejelentkezés, a hanganyag feltöltése, listázása, meghallgatása, sample letöltése, demo értékelése, komment írása, jelentés létrehozása, együttműködési kérés küldése, profiladatok módosítása, valamint az adminisztrátori funkciók használata.</w:t>
       </w:r>
     </w:p>
     <w:p>
       <w:r>
-        <w:t>A manuális tesztelés különösen fontos az audiolejátszás és a felhasználói felület eseté</w:t>
-      </w:r>
-      <w:r>
-        <w:t>ben, mert ezek nem kizárólag adatlogikai kérdések. Ellenőrizni kell, hogy a felhasználó érthető visszajelzést kap-e, a hibák nem eredményeznek-e félrevezető állapotot, és a sample/demo elkülönítés a felületen is egyértelmű-e.</w:t>
+        <w:t>A manuális tesztelés különösen fontos az audiolejátszás és a felhasználói felület esetében, mert ezek nem kizárólag adatlogikai kérdések. Ellenőrizni kell, hogy a felhasználó érthető visszajelzést kap-e, a hibák nem eredményeznek-e félrevezető állapotot, és a sample/demo elkülönítés a felületen is egyértelmű-e.</w:t>
       </w:r>
     </w:p>
     <w:p>
@@ -4402,25 +4089,16 @@
     </w:p>
     <w:p>
       <w:r>
-        <w:t>A jelenleg</w:t>
-      </w:r>
-      <w:r>
-        <w:t xml:space="preserve">i rendszer fejlesztői környezetre optimalizált. A médiafájlok lokálisan tárolódnak, ami bemutatási célra megfelelő, de éles rendszerhez objektumtár és CDN réteg lenne szükséges. Az ajánlási logika egyszerű szabályokon és pontozásokon alapul, </w:t>
+        <w:t xml:space="preserve">A jelenlegi rendszer fejlesztői környezetre optimalizált. A médiafájlok lokálisan tárolódnak, ami bemutatási célra megfelelő, de éles rendszerhez objektumtár és CDN réteg lenne szükséges. Az ajánlási logika egyszerű szabályokon és pontozásokon alapul, </w:t>
       </w:r>
       <w:r>
         <w:lastRenderedPageBreak/>
-        <w:t>nem teljes ért</w:t>
-      </w:r>
-      <w:r>
-        <w:t>ékű személyre szabott ajánlórendszer. A vizuális CSS rétegben még vannak olyan elemek, amelyek a korábbi prototípusból származnak, és későbbi refaktorálással tisztíthatók.</w:t>
+        <w:t>nem teljes értékű személyre szabott ajánlórendszer. A vizuális CSS rétegben még vannak olyan elemek, amelyek a korábbi prototípusból származnak, és későbbi refaktorálással tisztíthatók.</w:t>
       </w:r>
     </w:p>
     <w:p>
       <w:r>
-        <w:t>A rendszer így is teljesíti az MVP célját: bemutatja az audiofókuszú közösségi platf</w:t>
-      </w:r>
-      <w:r>
-        <w:t>orm alapvető működését, a sample és demo tartalmak elkülönítését, a közösségi visszajelzési folyamatokat, valamint az adminisztrátori moderáció alapjait.</w:t>
+        <w:t>A rendszer így is teljesíti az MVP célját: bemutatja az audiofókuszú közösségi platform alapvető működését, a sample és demo tartalmak elkülönítését, a közösségi visszajelzési folyamatokat, valamint az adminisztrátori moderáció alapjait.</w:t>
       </w:r>
     </w:p>
     <w:p>
@@ -4433,6 +4111,8 @@
         <w:pStyle w:val="Cmsor1"/>
       </w:pPr>
       <w:bookmarkStart w:id="25" w:name="_Toc228134026"/>
+      <w:bookmarkStart w:id="26" w:name="_GoBack"/>
+      <w:bookmarkEnd w:id="26"/>
       <w:r>
         <w:rPr>
           <w:rFonts w:ascii="Times New Roman" w:eastAsia="Times New Roman" w:hAnsi="Times New Roman"/>
@@ -4505,8 +4185,6 @@
       </w:r>
     </w:p>
     <w:p>
-      <w:bookmarkStart w:id="26" w:name="_GoBack"/>
-      <w:bookmarkEnd w:id="26"/>
       <w:r>
         <w:lastRenderedPageBreak/>
         <w:t>Az MI-t nem használtam arra, hogy a projekt alapvető szakmai döntéseit helyettem meghozza. A funkciók priorizálása, az MVP határainak kijelölése, a sample és demo tartalmak elkülönítésének koncepciója, valamint a végső működési logika saját döntés alapján alakult ki. A projektbe csak olyan megoldás került be, amelyet futtatással és manuális ellenőrzéssel is megfelelőnek ítéltem.</w:t>
@@ -4543,40 +4221,22 @@
     </w:p>
     <w:p>
       <w:r>
-        <w:t>A szakdolgozatb</w:t>
-      </w:r>
-      <w:r>
-        <w:t xml:space="preserve">an bemutatott projekt célja egy audiofókuszú közösségi webalkalmazás megvalósítása volt producerek és zenészek számára. A ProdCty olyan platformként készült, amely a hanganyagok feltöltését, meghallgatását, értékelését és kommentelését támogatja, miközben </w:t>
-      </w:r>
-      <w:r>
-        <w:t>figyelembe veszi a különböző tartalomtípusok eltérő felhasználási szabályait.</w:t>
+        <w:t>A szakdolgozatban bemutatott projekt célja egy audiofókuszú közösségi webalkalmazás megvalósítása volt producerek és zenészek számára. A ProdCty olyan platformként készült, amely a hanganyagok feltöltését, meghallgatását, értékelését és kommentelését támogatja, miközben figyelembe veszi a különböző tartalomtípusok eltérő felhasználási szabályait.</w:t>
       </w:r>
     </w:p>
     <w:p>
       <w:r>
-        <w:t>A fejlesztés során modern webes technológiák kerültek alkalmazásra. A React és TypeScript alapú frontend biztosítja a felhasználói felületet, a Node.js és Express alapú backend k</w:t>
-      </w:r>
-      <w:r>
-        <w:t>ezeli az üzleti logikát és az API-végpontokat, a MongoDB pedig a rendszer adatainak tárolásáért felel. A JWT alapú hitelesítés lehetővé teszi a védett műveletek szabályozását.</w:t>
+        <w:t>A fejlesztés során modern webes technológiák kerültek alkalmazásra. A React és TypeScript alapú frontend biztosítja a felhasználói felületet, a Node.js és Express alapú backend kezeli az üzleti logikát és az API-végpontokat, a MongoDB pedig a rendszer adatainak tárolásáért felel. A JWT alapú hitelesítés lehetővé teszi a védett műveletek szabályozását.</w:t>
       </w:r>
     </w:p>
     <w:p>
       <w:r>
-        <w:t xml:space="preserve">A projekt eredményeként létrejött egy működő MVP, amely bemutatja az audioalapú </w:t>
-      </w:r>
-      <w:r>
-        <w:t>közösségi platform legfontosabb funkcióit. A rendszer alkalmas további fejlesztések alapjául, például fejlettebb keresés, ajánlórendszer, objektumtárolás, részletesebb moderáció vagy bővített profilfunkciók megvalósítására.</w:t>
+        <w:t>A projekt eredményeként létrejött egy működő MVP, amely bemutatja az audioalapú közösségi platform legfontosabb funkcióit. A rendszer alkalmas további fejlesztések alapjául, például fejlettebb keresés, ajánlórendszer, objektumtárolás, részletesebb moderáció vagy bővített profilfunkciók megvalósítására.</w:t>
       </w:r>
     </w:p>
     <w:p>
       <w:r>
-        <w:t>A dolgozat elkészítése során fon</w:t>
-      </w:r>
-      <w:r>
-        <w:t>tos tanulság volt, hogy egy webalkalmazás fejlesztése nem kizárólag kódolási feladat. A sikeres megvalósításhoz szükség van követelmények meghatározására, architekturális döntésekre, adatmodell-tervezésre, jogosultságkezelésre, hibakezelésre, tesztelésre é</w:t>
-      </w:r>
-      <w:r>
-        <w:t>s dokumentációra is. A ProdCty projekt ezeknek a területeknek az összekapcsolásán keresztül mutatja be egy audiofókuszú közösségi alkalmazás MVP-szintű megvalósítását.</w:t>
+        <w:t>A dolgozat elkészítése során fontos tanulság volt, hogy egy webalkalmazás fejlesztése nem kizárólag kódolási feladat. A sikeres megvalósításhoz szükség van követelmények meghatározására, architekturális döntésekre, adatmodell-tervezésre, jogosultságkezelésre, hibakezelésre, tesztelésre és dokumentációra is. A ProdCty projekt ezeknek a területeknek az összekapcsolásán keresztül mutatja be egy audiofókuszú közösségi alkalmazás MVP-szintű megvalósítását.</w:t>
       </w:r>
     </w:p>
     <w:p>
@@ -4603,10 +4263,7 @@
         <w:pStyle w:val="Small"/>
       </w:pPr>
       <w:r>
-        <w:t xml:space="preserve">[1] React documentation. https://react.dev/ Utolsó megtekintés: 2026. </w:t>
-      </w:r>
-      <w:r>
-        <w:t>április 26.</w:t>
+        <w:t>[1] React documentation. https://react.dev/ Utolsó megtekintés: 2026. április 26.</w:t>
       </w:r>
     </w:p>
     <w:p>
@@ -4630,10 +4287,7 @@
         <w:pStyle w:val="Small"/>
       </w:pPr>
       <w:r>
-        <w:t>[4] Express documentation. https://expressjs.co</w:t>
-      </w:r>
-      <w:r>
-        <w:t>m/ Utolsó megtekintés: 2026. április 26.</w:t>
+        <w:t>[4] Express documentation. https://expressjs.com/ Utolsó megtekintés: 2026. április 26.</w:t>
       </w:r>
     </w:p>
     <w:p>
@@ -4657,10 +4311,7 @@
         <w:pStyle w:val="Small"/>
       </w:pPr>
       <w:r>
-        <w:t xml:space="preserve">[7] Jones, M., Bradley, J., </w:t>
-      </w:r>
-      <w:r>
-        <w:t>Sakimura, N. 2015. JSON Web Token (JWT). RFC 7519. https://www.rfc-editor.org/rfc/rfc7519 Utolsó megtekintés: 2026. április 26.</w:t>
+        <w:t>[7] Jones, M., Bradley, J., Sakimura, N. 2015. JSON Web Token (JWT). RFC 7519. https://www.rfc-editor.org/rfc/rfc7519 Utolsó megtekintés: 2026. április 26.</w:t>
       </w:r>
     </w:p>
     <w:p>
@@ -4676,10 +4327,7 @@
         <w:pStyle w:val="Small"/>
       </w:pPr>
       <w:r>
-        <w:t>[9] OWASP Foundation. OWASP</w:t>
-      </w:r>
-      <w:r>
-        <w:t xml:space="preserve"> Top 10. https://owasp.org/www-project-top-ten/ Utolsó megtekintés: 2026. április 26.</w:t>
+        <w:t>[9] OWASP Foundation. OWASP Top 10. https://owasp.org/www-project-top-ten/ Utolsó megtekintés: 2026. április 26.</w:t>
       </w:r>
     </w:p>
     <w:p>
@@ -4703,10 +4351,7 @@
     </w:p>
     <w:p>
       <w:r>
-        <w:t>Alulírott, Tompa Márton, gazdaságinformatikus BSc szakos hallgató, kijelentem, hogy a szakdolgozatban ismertetettek saját munkám eredményei, és minden felha</w:t>
-      </w:r>
-      <w:r>
-        <w:t>sznált, nem saját munkából származó eredmény esetén hivatkozással jelöltem annak forrását.</w:t>
+        <w:t>Alulírott, Tompa Márton, gazdaságinformatikus BSc szakos hallgató, kijelentem, hogy a szakdolgozatban ismertetettek saját munkám eredményei, és minden felhasznált, nem saját munkából származó eredmény esetén hivatkozással jelöltem annak forrását.</w:t>
       </w:r>
     </w:p>
     <w:p/>
@@ -4794,7 +4439,7 @@
       <w:rPr>
         <w:noProof/>
       </w:rPr>
-      <w:t>20</w:t>
+      <w:t>17</w:t>
     </w:r>
     <w:r>
       <w:fldChar w:fldCharType="end"/>
@@ -16804,7 +16449,7 @@
 </file>
 
 <file path=customXml/itemProps1.xml><?xml version="1.0" encoding="utf-8"?>
-<ds:datastoreItem xmlns:ds="http://schemas.openxmlformats.org/officeDocument/2006/customXml" ds:itemID="{CD9A0BCC-E791-4875-8513-4A4243D12116}">
+<ds:datastoreItem xmlns:ds="http://schemas.openxmlformats.org/officeDocument/2006/customXml" ds:itemID="{34ADF207-6AB7-4E46-90A2-A19B840F2A64}">
   <ds:schemaRefs>
     <ds:schemaRef ds:uri="http://schemas.openxmlformats.org/officeDocument/2006/bibliography"/>
   </ds:schemaRefs>
